--- a/04_JobKitAI/output/naukri/LT_CSharp_OOP_Automation_Expert_Vishnudeep_Jayam.docx
+++ b/04_JobKitAI/output/naukri/LT_CSharp_OOP_Automation_Expert_Vishnudeep_Jayam.docx
@@ -33,7 +33,7 @@
           <w:highlight w:val="yellow"/>
           <w:highlightCs w:val="yellow"/>
         </w:rPr>
-        <w:t xml:space="preserve">AUTOMATION ENGINEER – SELENIUM (C# / OOP)</w:t>
+        <w:t xml:space="preserve">TEST AUTOMATION ENGINEER – C# AND OOP</w:t>
       </w:r>
       <w:r>
         <w:rPr>
@@ -68,7 +68,7 @@
         </w:rPr>
         <w:t xml:space="preserve">  •  </w:t>
       </w:r>
-      <w:hyperlink w:history="1" r:id="rIdvkowqr_msxy_lewz95li7">
+      <w:hyperlink w:history="1" r:id="rIdzioy5nm7y7_biy5xu7kgy">
         <w:r>
           <w:rPr>
             <w:rFonts w:ascii="Calibri" w:cs="Calibri" w:eastAsia="Calibri" w:hAnsi="Calibri"/>
@@ -131,7 +131,7 @@
           <w:highlight w:val="yellow"/>
           <w:highlightCs w:val="yellow"/>
         </w:rPr>
-        <w:t xml:space="preserve">Automation Engineer – Selenium (C# / OOP)</w:t>
+        <w:t xml:space="preserve">Test Automation Engineer – C# and OOP</w:t>
       </w:r>
       <w:r>
         <w:rPr>
@@ -160,7 +160,7 @@
           <w:sz w:val="20"/>
           <w:szCs w:val="20"/>
         </w:rPr>
-        <w:t xml:space="preserve"> of experience across UI and API test automation — from tool selection and framework design to script development, suite execution, and defect reporting. </w:t>
+        <w:t xml:space="preserve"> of experience across UI and API test automation — from tool selection and framework design through script development, suite execution, and defect reporting. </w:t>
       </w:r>
       <w:r>
         <w:rPr>
@@ -171,7 +171,7 @@
           <w:highlight w:val="yellow"/>
           <w:highlightCs w:val="yellow"/>
         </w:rPr>
-        <w:t xml:space="preserve">designed Selenium + Java + TestNG automation frameworks across e-commerce, automotive, and enterprise web platforms</w:t>
+        <w:t xml:space="preserve">Designed Selenium + Java + TestNG automation frameworks across e-commerce, automotive, and enterprise web platforms</w:t>
       </w:r>
       <w:r>
         <w:rPr>
@@ -191,7 +191,7 @@
           <w:highlight w:val="yellow"/>
           <w:highlightCs w:val="yellow"/>
         </w:rPr>
-        <w:t xml:space="preserve">delivered cross-platform automation spanning Windows, Android, iOS, and web</w:t>
+        <w:t xml:space="preserve">Automated backend APIs with REST Assured and Postman, and built Python-based API test suites</w:t>
       </w:r>
       <w:r>
         <w:rPr>
@@ -256,7 +256,58 @@
           <w:sz w:val="20"/>
           <w:szCs w:val="20"/>
         </w:rPr>
-        <w:t xml:space="preserve"> · Playwright · Cucumber (BDD) · TestNG · Page Object Model</w:t>
+        <w:t xml:space="preserve"> · Playwright · </w:t>
+      </w:r>
+      <w:r>
+        <w:rPr>
+          <w:rFonts w:ascii="Calibri" w:cs="Calibri" w:eastAsia="Calibri" w:hAnsi="Calibri"/>
+          <w:color w:val="3D4451"/>
+          <w:sz w:val="20"/>
+          <w:szCs w:val="20"/>
+          <w:highlight w:val="yellow"/>
+          <w:highlightCs w:val="yellow"/>
+        </w:rPr>
+        <w:t xml:space="preserve">Cucumber (BDD)</w:t>
+      </w:r>
+      <w:r>
+        <w:rPr>
+          <w:rFonts w:ascii="Calibri" w:cs="Calibri" w:eastAsia="Calibri" w:hAnsi="Calibri"/>
+          <w:color w:val="3D4451"/>
+          <w:sz w:val="20"/>
+          <w:szCs w:val="20"/>
+        </w:rPr>
+        <w:t xml:space="preserve"> · TestNG · </w:t>
+      </w:r>
+      <w:r>
+        <w:rPr>
+          <w:rFonts w:ascii="Calibri" w:cs="Calibri" w:eastAsia="Calibri" w:hAnsi="Calibri"/>
+          <w:color w:val="3D4451"/>
+          <w:sz w:val="20"/>
+          <w:szCs w:val="20"/>
+          <w:highlight w:val="yellow"/>
+          <w:highlightCs w:val="yellow"/>
+        </w:rPr>
+        <w:t xml:space="preserve">Page Object Model</w:t>
+      </w:r>
+      <w:r>
+        <w:rPr>
+          <w:rFonts w:ascii="Calibri" w:cs="Calibri" w:eastAsia="Calibri" w:hAnsi="Calibri"/>
+          <w:color w:val="3D4451"/>
+          <w:sz w:val="20"/>
+          <w:szCs w:val="20"/>
+        </w:rPr>
+        <w:t xml:space="preserve"> · </w:t>
+      </w:r>
+      <w:r>
+        <w:rPr>
+          <w:rFonts w:ascii="Calibri" w:cs="Calibri" w:eastAsia="Calibri" w:hAnsi="Calibri"/>
+          <w:color w:val="3D4451"/>
+          <w:sz w:val="20"/>
+          <w:szCs w:val="20"/>
+          <w:highlight w:val="yellow"/>
+          <w:highlightCs w:val="yellow"/>
+        </w:rPr>
+        <w:t xml:space="preserve">Selenium Grid</w:t>
       </w:r>
     </w:p>
     <w:p>
@@ -272,6 +323,89 @@
           <w:sz w:val="20"/>
           <w:szCs w:val="20"/>
         </w:rPr>
+        <w:t xml:space="preserve">API &amp; Backend Testing  </w:t>
+      </w:r>
+      <w:r>
+        <w:rPr>
+          <w:rFonts w:ascii="Calibri" w:cs="Calibri" w:eastAsia="Calibri" w:hAnsi="Calibri"/>
+          <w:color w:val="3D4451"/>
+          <w:sz w:val="20"/>
+          <w:szCs w:val="20"/>
+          <w:highlight w:val="yellow"/>
+          <w:highlightCs w:val="yellow"/>
+        </w:rPr>
+        <w:t xml:space="preserve">REST Assured</w:t>
+      </w:r>
+      <w:r>
+        <w:rPr>
+          <w:rFonts w:ascii="Calibri" w:cs="Calibri" w:eastAsia="Calibri" w:hAnsi="Calibri"/>
+          <w:color w:val="3D4451"/>
+          <w:sz w:val="20"/>
+          <w:szCs w:val="20"/>
+        </w:rPr>
+        <w:t xml:space="preserve"> · Postman · </w:t>
+      </w:r>
+      <w:r>
+        <w:rPr>
+          <w:rFonts w:ascii="Calibri" w:cs="Calibri" w:eastAsia="Calibri" w:hAnsi="Calibri"/>
+          <w:color w:val="3D4451"/>
+          <w:sz w:val="20"/>
+          <w:szCs w:val="20"/>
+          <w:highlight w:val="yellow"/>
+          <w:highlightCs w:val="yellow"/>
+        </w:rPr>
+        <w:t xml:space="preserve">Python API test scripts</w:t>
+      </w:r>
+    </w:p>
+    <w:p>
+      <w:pPr>
+        <w:spacing w:after="55" w:line="250"/>
+      </w:pPr>
+      <w:r>
+        <w:rPr>
+          <w:rFonts w:ascii="Calibri" w:cs="Calibri" w:eastAsia="Calibri" w:hAnsi="Calibri"/>
+          <w:b/>
+          <w:bCs/>
+          <w:color w:val="1A1A1A"/>
+          <w:sz w:val="20"/>
+          <w:szCs w:val="20"/>
+        </w:rPr>
+        <w:t xml:space="preserve">Test Management &amp; Methodology  </w:t>
+      </w:r>
+      <w:r>
+        <w:rPr>
+          <w:rFonts w:ascii="Calibri" w:cs="Calibri" w:eastAsia="Calibri" w:hAnsi="Calibri"/>
+          <w:color w:val="3D4451"/>
+          <w:sz w:val="20"/>
+          <w:szCs w:val="20"/>
+        </w:rPr>
+        <w:t xml:space="preserve">TestRail · XRay · Jira · Agile Scrum · Kanban · Test Planning &amp; Case Design · Defect Tracking &amp; Reporting · </w:t>
+      </w:r>
+      <w:r>
+        <w:rPr>
+          <w:rFonts w:ascii="Calibri" w:cs="Calibri" w:eastAsia="Calibri" w:hAnsi="Calibri"/>
+          <w:color w:val="3D4451"/>
+          <w:sz w:val="20"/>
+          <w:szCs w:val="20"/>
+          <w:highlight w:val="yellow"/>
+          <w:highlightCs w:val="yellow"/>
+        </w:rPr>
+        <w:t xml:space="preserve">SDLC / STLC</w:t>
+      </w:r>
+    </w:p>
+    <w:p>
+      <w:pPr>
+        <w:spacing w:after="55" w:line="250"/>
+      </w:pPr>
+      <w:r>
+        <w:rPr>
+          <w:rFonts w:ascii="Calibri" w:cs="Calibri" w:eastAsia="Calibri" w:hAnsi="Calibri"/>
+          <w:b/>
+          <w:bCs/>
+          <w:color w:val="1A1A1A"/>
+          <w:sz w:val="20"/>
+          <w:szCs w:val="20"/>
+        </w:rPr>
         <w:t xml:space="preserve">Languages  </w:t>
       </w:r>
       <w:r>
@@ -297,16 +431,16 @@
           <w:sz w:val="20"/>
           <w:szCs w:val="20"/>
         </w:rPr>
-        <w:t xml:space="preserve">API &amp; Backend Testing  </w:t>
-      </w:r>
-      <w:r>
-        <w:rPr>
-          <w:rFonts w:ascii="Calibri" w:cs="Calibri" w:eastAsia="Calibri" w:hAnsi="Calibri"/>
-          <w:color w:val="3D4451"/>
-          <w:sz w:val="20"/>
-          <w:szCs w:val="20"/>
-        </w:rPr>
-        <w:t xml:space="preserve">REST Assured · Postman · Python API test scripts</w:t>
+        <w:t xml:space="preserve">CI/CD, Build &amp; Cloud  </w:t>
+      </w:r>
+      <w:r>
+        <w:rPr>
+          <w:rFonts w:ascii="Calibri" w:cs="Calibri" w:eastAsia="Calibri" w:hAnsi="Calibri"/>
+          <w:color w:val="3D4451"/>
+          <w:sz w:val="20"/>
+          <w:szCs w:val="20"/>
+        </w:rPr>
+        <w:t xml:space="preserve">Jenkins · Gradle · Maven · Travis CI · Git · GitHub · AWS</w:t>
       </w:r>
     </w:p>
     <w:p>
@@ -322,16 +456,16 @@
           <w:sz w:val="20"/>
           <w:szCs w:val="20"/>
         </w:rPr>
-        <w:t xml:space="preserve">CI/CD &amp; Build Tools  </w:t>
-      </w:r>
-      <w:r>
-        <w:rPr>
-          <w:rFonts w:ascii="Calibri" w:cs="Calibri" w:eastAsia="Calibri" w:hAnsi="Calibri"/>
-          <w:color w:val="3D4451"/>
-          <w:sz w:val="20"/>
-          <w:szCs w:val="20"/>
-        </w:rPr>
-        <w:t xml:space="preserve">Jenkins · Gradle · Maven · Travis CI · Git · GitHub</w:t>
+        <w:t xml:space="preserve">Platforms Tested  </w:t>
+      </w:r>
+      <w:r>
+        <w:rPr>
+          <w:rFonts w:ascii="Calibri" w:cs="Calibri" w:eastAsia="Calibri" w:hAnsi="Calibri"/>
+          <w:color w:val="3D4451"/>
+          <w:sz w:val="20"/>
+          <w:szCs w:val="20"/>
+        </w:rPr>
+        <w:t xml:space="preserve">Web (Chrome, Firefox, IE) · Windows Desktop · Android · iOS · Mobile / Tablet</w:t>
       </w:r>
     </w:p>
     <w:p>
@@ -347,22 +481,33 @@
           <w:sz w:val="20"/>
           <w:szCs w:val="20"/>
         </w:rPr>
-        <w:t xml:space="preserve">Test Management &amp; Methodology  </w:t>
-      </w:r>
-      <w:r>
-        <w:rPr>
-          <w:rFonts w:ascii="Calibri" w:cs="Calibri" w:eastAsia="Calibri" w:hAnsi="Calibri"/>
-          <w:color w:val="3D4451"/>
-          <w:sz w:val="20"/>
-          <w:szCs w:val="20"/>
-        </w:rPr>
-        <w:t xml:space="preserve">TestRail · XRay · Jira · Agile Scrum · Kanban · Test Planning &amp; Case Design · Defect Tracking &amp; Reporting</w:t>
-      </w:r>
-    </w:p>
-    <w:p>
-      <w:pPr>
-        <w:spacing w:after="55" w:line="250"/>
-      </w:pPr>
+        <w:t xml:space="preserve">Domain Exposure  </w:t>
+      </w:r>
+      <w:r>
+        <w:rPr>
+          <w:rFonts w:ascii="Calibri" w:cs="Calibri" w:eastAsia="Calibri" w:hAnsi="Calibri"/>
+          <w:color w:val="3D4451"/>
+          <w:sz w:val="20"/>
+          <w:szCs w:val="20"/>
+        </w:rPr>
+        <w:t xml:space="preserve">Automotive Infotainment Systems (VW) · E-commerce Platforms (Magento) · Enterprise Web Applications</w:t>
+      </w:r>
+    </w:p>
+    <w:p>
+      <w:pPr>
+        <w:spacing w:after="55" w:line="250"/>
+      </w:pPr>
+      <w:r>
+        <w:rPr>
+          <w:rFonts w:ascii="Calibri" w:cs="Calibri" w:eastAsia="Calibri" w:hAnsi="Calibri"/>
+          <w:b/>
+          <w:bCs/>
+          <w:color w:val="B02A1F"/>
+          <w:sz w:val="20"/>
+          <w:szCs w:val="20"/>
+        </w:rPr>
+        <w:t xml:space="preserve">[Gate skills — fill or delete this row]</w:t>
+      </w:r>
       <w:r>
         <w:rPr>
           <w:rFonts w:ascii="Calibri" w:cs="Calibri" w:eastAsia="Calibri" w:hAnsi="Calibri"/>
@@ -372,16 +517,54 @@
           <w:sz w:val="20"/>
           <w:szCs w:val="20"/>
         </w:rPr>
-        <w:t xml:space="preserve">Domain Exposure  </w:t>
-      </w:r>
-      <w:r>
-        <w:rPr>
-          <w:rFonts w:ascii="Calibri" w:cs="Calibri" w:eastAsia="Calibri" w:hAnsi="Calibri"/>
-          <w:color w:val="3D4451"/>
-          <w:sz w:val="20"/>
-          <w:szCs w:val="20"/>
-        </w:rPr>
-        <w:t xml:space="preserve">Automotive Infotainment Systems (VW) · E-commerce Platforms (Magento) · Enterprise Web Applications</w:t>
+        <w:t xml:space="preserve">  </w:t>
+      </w:r>
+      <w:r>
+        <w:rPr>
+          <w:rFonts w:ascii="Calibri" w:cs="Calibri" w:eastAsia="Calibri" w:hAnsi="Calibri"/>
+          <w:b/>
+          <w:bCs/>
+          <w:color w:val="B02A1F"/>
+          <w:sz w:val="20"/>
+          <w:szCs w:val="20"/>
+        </w:rPr>
+        <w:t xml:space="preserve">[C#]</w:t>
+      </w:r>
+      <w:r>
+        <w:rPr>
+          <w:rFonts w:ascii="Calibri" w:cs="Calibri" w:eastAsia="Calibri" w:hAnsi="Calibri"/>
+          <w:color w:val="3D4451"/>
+          <w:sz w:val="20"/>
+          <w:szCs w:val="20"/>
+        </w:rPr>
+        <w:t xml:space="preserve"> · </w:t>
+      </w:r>
+      <w:r>
+        <w:rPr>
+          <w:rFonts w:ascii="Calibri" w:cs="Calibri" w:eastAsia="Calibri" w:hAnsi="Calibri"/>
+          <w:b/>
+          <w:bCs/>
+          <w:color w:val="B02A1F"/>
+          <w:sz w:val="20"/>
+          <w:szCs w:val="20"/>
+        </w:rPr>
+        <w:t xml:space="preserve">[Appium]</w:t>
+      </w:r>
+    </w:p>
+    <w:p>
+      <w:pPr>
+        <w:spacing w:after="60" w:before="60" w:line="240"/>
+      </w:pPr>
+      <w:r>
+        <w:rPr>
+          <w:rFonts w:ascii="Calibri" w:cs="Calibri" w:eastAsia="Calibri" w:hAnsi="Calibri"/>
+          <w:i/>
+          <w:iCs/>
+          <w:color w:val="B02A1F"/>
+          <w:sz w:val="17"/>
+          <w:szCs w:val="17"/>
+        </w:rPr>
+        <w:t xml:space="preserve">JD MISMATCH — C# is the headline requirement and is absent from your resume (only .NET as a Master’s course subject). Appium is also named. Your framework-design and REST API automation experience transfers, but the language gate does not.  FILL-IN RULE — every item in the bracketed row above is named by this job description but is not evidenced anywhere in your source resume. Keep only what you have genuinely shipped with and could be questioned on for twenty minutes; delete the rest, then delete the row label itself. Do not soften an entry to "exposure to".</w:t>
       </w:r>
     </w:p>
     <w:p>
@@ -470,7 +653,7 @@
           <w:sz w:val="20"/>
           <w:szCs w:val="20"/>
         </w:rPr>
-        <w:t xml:space="preserve">Build and maintain test automation for the Zertificon website using the Cucumber framework with </w:t>
+        <w:t xml:space="preserve">Design and build test automation from scratch using the </w:t>
       </w:r>
       <w:r>
         <w:rPr>
@@ -481,6 +664,45 @@
           <w:highlight w:val="yellow"/>
           <w:highlightCs w:val="yellow"/>
         </w:rPr>
+        <w:t xml:space="preserve">Cucumber</w:t>
+      </w:r>
+      <w:r>
+        <w:rPr>
+          <w:rFonts w:ascii="Calibri" w:cs="Calibri" w:eastAsia="Calibri" w:hAnsi="Calibri"/>
+          <w:color w:val="3D4451"/>
+          <w:sz w:val="20"/>
+          <w:szCs w:val="20"/>
+        </w:rPr>
+        <w:t xml:space="preserve"> framework for Windows-based, Android, and iOS Zertificon applications.</w:t>
+      </w:r>
+    </w:p>
+    <w:p>
+      <w:pPr>
+        <w:pStyle w:val="ListParagraph"/>
+        <w:numPr>
+          <w:ilvl w:val="0"/>
+          <w:numId w:val="2"/>
+        </w:numPr>
+        <w:spacing w:after="55" w:line="250"/>
+      </w:pPr>
+      <w:r>
+        <w:rPr>
+          <w:rFonts w:ascii="Calibri" w:cs="Calibri" w:eastAsia="Calibri" w:hAnsi="Calibri"/>
+          <w:color w:val="3D4451"/>
+          <w:sz w:val="20"/>
+          <w:szCs w:val="20"/>
+        </w:rPr>
+        <w:t xml:space="preserve">Build and maintain test automation for the Zertificon website using the Cucumber framework with </w:t>
+      </w:r>
+      <w:r>
+        <w:rPr>
+          <w:rFonts w:ascii="Calibri" w:cs="Calibri" w:eastAsia="Calibri" w:hAnsi="Calibri"/>
+          <w:color w:val="3D4451"/>
+          <w:sz w:val="20"/>
+          <w:szCs w:val="20"/>
+          <w:highlight w:val="yellow"/>
+          <w:highlightCs w:val="yellow"/>
+        </w:rPr>
         <w:t xml:space="preserve">Selenium</w:t>
       </w:r>
       <w:r>
@@ -510,25 +732,6 @@
           <w:szCs w:val="20"/>
         </w:rPr>
         <w:t xml:space="preserve">Develop and maintain a test automation framework for web applications using Playwright with TypeScript.</w:t>
-      </w:r>
-    </w:p>
-    <w:p>
-      <w:pPr>
-        <w:pStyle w:val="ListParagraph"/>
-        <w:numPr>
-          <w:ilvl w:val="0"/>
-          <w:numId w:val="2"/>
-        </w:numPr>
-        <w:spacing w:after="55" w:line="250"/>
-      </w:pPr>
-      <w:r>
-        <w:rPr>
-          <w:rFonts w:ascii="Calibri" w:cs="Calibri" w:eastAsia="Calibri" w:hAnsi="Calibri"/>
-          <w:color w:val="3D4451"/>
-          <w:sz w:val="20"/>
-          <w:szCs w:val="20"/>
-        </w:rPr>
-        <w:t xml:space="preserve">Design and build test automation from scratch using the Cucumber framework for Windows-based, Android, and iOS Zertificon applications.</w:t>
       </w:r>
     </w:p>
     <w:p>
@@ -673,6 +876,65 @@
           <w:sz w:val="20"/>
           <w:szCs w:val="20"/>
         </w:rPr>
+        <w:t xml:space="preserve">Automated infotainment system backend </w:t>
+      </w:r>
+      <w:r>
+        <w:rPr>
+          <w:rFonts w:ascii="Calibri" w:cs="Calibri" w:eastAsia="Calibri" w:hAnsi="Calibri"/>
+          <w:color w:val="3D4451"/>
+          <w:sz w:val="20"/>
+          <w:szCs w:val="20"/>
+          <w:highlight w:val="yellow"/>
+          <w:highlightCs w:val="yellow"/>
+        </w:rPr>
+        <w:t xml:space="preserve">API</w:t>
+      </w:r>
+      <w:r>
+        <w:rPr>
+          <w:rFonts w:ascii="Calibri" w:cs="Calibri" w:eastAsia="Calibri" w:hAnsi="Calibri"/>
+          <w:color w:val="3D4451"/>
+          <w:sz w:val="20"/>
+          <w:szCs w:val="20"/>
+        </w:rPr>
+        <w:t xml:space="preserve">s using the </w:t>
+      </w:r>
+      <w:r>
+        <w:rPr>
+          <w:rFonts w:ascii="Calibri" w:cs="Calibri" w:eastAsia="Calibri" w:hAnsi="Calibri"/>
+          <w:color w:val="3D4451"/>
+          <w:sz w:val="20"/>
+          <w:szCs w:val="20"/>
+          <w:highlight w:val="yellow"/>
+          <w:highlightCs w:val="yellow"/>
+        </w:rPr>
+        <w:t xml:space="preserve">REST Assured</w:t>
+      </w:r>
+      <w:r>
+        <w:rPr>
+          <w:rFonts w:ascii="Calibri" w:cs="Calibri" w:eastAsia="Calibri" w:hAnsi="Calibri"/>
+          <w:color w:val="3D4451"/>
+          <w:sz w:val="20"/>
+          <w:szCs w:val="20"/>
+        </w:rPr>
+        <w:t xml:space="preserve"> framework and Postman for manual API testing.</w:t>
+      </w:r>
+    </w:p>
+    <w:p>
+      <w:pPr>
+        <w:pStyle w:val="ListParagraph"/>
+        <w:numPr>
+          <w:ilvl w:val="0"/>
+          <w:numId w:val="2"/>
+        </w:numPr>
+        <w:spacing w:after="55" w:line="250"/>
+      </w:pPr>
+      <w:r>
+        <w:rPr>
+          <w:rFonts w:ascii="Calibri" w:cs="Calibri" w:eastAsia="Calibri" w:hAnsi="Calibri"/>
+          <w:color w:val="3D4451"/>
+          <w:sz w:val="20"/>
+          <w:szCs w:val="20"/>
+        </w:rPr>
         <w:t xml:space="preserve">Owned testing of the Volkswagen in-car infotainment app "We Experience" for the VW Passat and VW Golf as the sole QA resource on the product.</w:t>
       </w:r>
     </w:p>
@@ -693,25 +955,6 @@
           <w:szCs w:val="20"/>
         </w:rPr>
         <w:t xml:space="preserve">Analyzed real-time app performance while driving the vehicle and debugged logs from the car's backend systems.</w:t>
-      </w:r>
-    </w:p>
-    <w:p>
-      <w:pPr>
-        <w:pStyle w:val="ListParagraph"/>
-        <w:numPr>
-          <w:ilvl w:val="0"/>
-          <w:numId w:val="2"/>
-        </w:numPr>
-        <w:spacing w:after="55" w:line="250"/>
-      </w:pPr>
-      <w:r>
-        <w:rPr>
-          <w:rFonts w:ascii="Calibri" w:cs="Calibri" w:eastAsia="Calibri" w:hAnsi="Calibri"/>
-          <w:color w:val="3D4451"/>
-          <w:sz w:val="20"/>
-          <w:szCs w:val="20"/>
-        </w:rPr>
-        <w:t xml:space="preserve">Automated infotainment system backend APIs using the REST Assured framework and Postman for manual API testing.</w:t>
       </w:r>
     </w:p>
     <w:p>
@@ -837,26 +1080,7 @@
           <w:sz w:val="20"/>
           <w:szCs w:val="20"/>
         </w:rPr>
-        <w:t xml:space="preserve">Designed a test automation framework using Selenium with Java in the Page Object Model pattern, using Maven as the build management tool.</w:t>
-      </w:r>
-    </w:p>
-    <w:p>
-      <w:pPr>
-        <w:pStyle w:val="ListParagraph"/>
-        <w:numPr>
-          <w:ilvl w:val="0"/>
-          <w:numId w:val="2"/>
-        </w:numPr>
-        <w:spacing w:after="55" w:line="250"/>
-      </w:pPr>
-      <w:r>
-        <w:rPr>
-          <w:rFonts w:ascii="Calibri" w:cs="Calibri" w:eastAsia="Calibri" w:hAnsi="Calibri"/>
-          <w:color w:val="3D4451"/>
-          <w:sz w:val="20"/>
-          <w:szCs w:val="20"/>
-        </w:rPr>
-        <w:t xml:space="preserve">Tested application compatibility across browser versions (IE, Firefox, Chrome) and across </w:t>
+        <w:t xml:space="preserve">Designed a test automation framework using Selenium with Java in the </w:t>
       </w:r>
       <w:r>
         <w:rPr>
@@ -867,16 +1091,55 @@
           <w:highlight w:val="yellow"/>
           <w:highlightCs w:val="yellow"/>
         </w:rPr>
-        <w:t xml:space="preserve">mobile</w:t>
-      </w:r>
-      <w:r>
-        <w:rPr>
-          <w:rFonts w:ascii="Calibri" w:cs="Calibri" w:eastAsia="Calibri" w:hAnsi="Calibri"/>
-          <w:color w:val="3D4451"/>
-          <w:sz w:val="20"/>
-          <w:szCs w:val="20"/>
-        </w:rPr>
-        <w:t xml:space="preserve">, desktop, and tablet environments.</w:t>
+        <w:t xml:space="preserve">Page Object Model</w:t>
+      </w:r>
+      <w:r>
+        <w:rPr>
+          <w:rFonts w:ascii="Calibri" w:cs="Calibri" w:eastAsia="Calibri" w:hAnsi="Calibri"/>
+          <w:color w:val="3D4451"/>
+          <w:sz w:val="20"/>
+          <w:szCs w:val="20"/>
+        </w:rPr>
+        <w:t xml:space="preserve"> pattern, using Maven as the build management tool.</w:t>
+      </w:r>
+    </w:p>
+    <w:p>
+      <w:pPr>
+        <w:pStyle w:val="ListParagraph"/>
+        <w:numPr>
+          <w:ilvl w:val="0"/>
+          <w:numId w:val="2"/>
+        </w:numPr>
+        <w:spacing w:after="55" w:line="250"/>
+      </w:pPr>
+      <w:r>
+        <w:rPr>
+          <w:rFonts w:ascii="Calibri" w:cs="Calibri" w:eastAsia="Calibri" w:hAnsi="Calibri"/>
+          <w:color w:val="3D4451"/>
+          <w:sz w:val="20"/>
+          <w:szCs w:val="20"/>
+        </w:rPr>
+        <w:t xml:space="preserve">Performed the complete testing lifecycle — </w:t>
+      </w:r>
+      <w:r>
+        <w:rPr>
+          <w:rFonts w:ascii="Calibri" w:cs="Calibri" w:eastAsia="Calibri" w:hAnsi="Calibri"/>
+          <w:color w:val="3D4451"/>
+          <w:sz w:val="20"/>
+          <w:szCs w:val="20"/>
+          <w:highlight w:val="yellow"/>
+          <w:highlightCs w:val="yellow"/>
+        </w:rPr>
+        <w:t xml:space="preserve">regression</w:t>
+      </w:r>
+      <w:r>
+        <w:rPr>
+          <w:rFonts w:ascii="Calibri" w:cs="Calibri" w:eastAsia="Calibri" w:hAnsi="Calibri"/>
+          <w:color w:val="3D4451"/>
+          <w:sz w:val="20"/>
+          <w:szCs w:val="20"/>
+        </w:rPr>
+        <w:t xml:space="preserve"> testing of fixed bugs and new builds, sanity testing, and user testing — following Scrum and Kanban.</w:t>
       </w:r>
     </w:p>
     <w:p>
@@ -971,6 +1234,25 @@
           <w:sz w:val="20"/>
           <w:szCs w:val="20"/>
         </w:rPr>
+        <w:t xml:space="preserve">Tested application compatibility across browser versions (IE, Firefox, Chrome) and across mobile, desktop, and tablet environments.</w:t>
+      </w:r>
+    </w:p>
+    <w:p>
+      <w:pPr>
+        <w:pStyle w:val="ListParagraph"/>
+        <w:numPr>
+          <w:ilvl w:val="0"/>
+          <w:numId w:val="2"/>
+        </w:numPr>
+        <w:spacing w:after="55" w:line="250"/>
+      </w:pPr>
+      <w:r>
+        <w:rPr>
+          <w:rFonts w:ascii="Calibri" w:cs="Calibri" w:eastAsia="Calibri" w:hAnsi="Calibri"/>
+          <w:color w:val="3D4451"/>
+          <w:sz w:val="20"/>
+          <w:szCs w:val="20"/>
+        </w:rPr>
         <w:t xml:space="preserve">Tested backend Magento e-commerce modules and deployed features to test servers for manual and automated testing.</w:t>
       </w:r>
     </w:p>
@@ -991,25 +1273,6 @@
           <w:szCs w:val="20"/>
         </w:rPr>
         <w:t xml:space="preserve">Used Git for version control and worked within AWS infrastructure.</w:t>
-      </w:r>
-    </w:p>
-    <w:p>
-      <w:pPr>
-        <w:pStyle w:val="ListParagraph"/>
-        <w:numPr>
-          <w:ilvl w:val="0"/>
-          <w:numId w:val="2"/>
-        </w:numPr>
-        <w:spacing w:after="55" w:line="250"/>
-      </w:pPr>
-      <w:r>
-        <w:rPr>
-          <w:rFonts w:ascii="Calibri" w:cs="Calibri" w:eastAsia="Calibri" w:hAnsi="Calibri"/>
-          <w:color w:val="3D4451"/>
-          <w:sz w:val="20"/>
-          <w:szCs w:val="20"/>
-        </w:rPr>
-        <w:t xml:space="preserve">Performed the complete testing lifecycle — regression testing of fixed bugs and new builds, sanity testing, and user testing — following Scrum and Kanban.</w:t>
       </w:r>
     </w:p>
     <w:p>
@@ -1097,26 +1360,26 @@
           <w:sz w:val="20"/>
           <w:szCs w:val="20"/>
         </w:rPr>
+        <w:t xml:space="preserve">Wrote automated test scripts for APIs in Python and tested APIs using Postman.</w:t>
+      </w:r>
+    </w:p>
+    <w:p>
+      <w:pPr>
+        <w:pStyle w:val="ListParagraph"/>
+        <w:numPr>
+          <w:ilvl w:val="0"/>
+          <w:numId w:val="2"/>
+        </w:numPr>
+        <w:spacing w:after="55" w:line="250"/>
+      </w:pPr>
+      <w:r>
+        <w:rPr>
+          <w:rFonts w:ascii="Calibri" w:cs="Calibri" w:eastAsia="Calibri" w:hAnsi="Calibri"/>
+          <w:color w:val="3D4451"/>
+          <w:sz w:val="20"/>
+          <w:szCs w:val="20"/>
+        </w:rPr>
         <w:t xml:space="preserve">Ran Selenium automation scripts using Selenium Grid and performed the complete testing lifecycle — regression, sanity, and user testing — following Agile Scrum.</w:t>
-      </w:r>
-    </w:p>
-    <w:p>
-      <w:pPr>
-        <w:pStyle w:val="ListParagraph"/>
-        <w:numPr>
-          <w:ilvl w:val="0"/>
-          <w:numId w:val="2"/>
-        </w:numPr>
-        <w:spacing w:after="55" w:line="250"/>
-      </w:pPr>
-      <w:r>
-        <w:rPr>
-          <w:rFonts w:ascii="Calibri" w:cs="Calibri" w:eastAsia="Calibri" w:hAnsi="Calibri"/>
-          <w:color w:val="3D4451"/>
-          <w:sz w:val="20"/>
-          <w:szCs w:val="20"/>
-        </w:rPr>
-        <w:t xml:space="preserve">Wrote automated test scripts for APIs in Python and tested APIs using Postman.</w:t>
       </w:r>
     </w:p>
     <w:p>
@@ -1204,7 +1467,27 @@
           <w:sz w:val="20"/>
           <w:szCs w:val="20"/>
         </w:rPr>
-        <w:t xml:space="preserve">Performed the complete testing lifecycle — regression, sanity, and user testing — applying SDLC quality practices and filing defects in Jira.</w:t>
+        <w:t xml:space="preserve">Performed the complete testing lifecycle — regression, sanity, and user testing — applying </w:t>
+      </w:r>
+      <w:r>
+        <w:rPr>
+          <w:rFonts w:ascii="Calibri" w:cs="Calibri" w:eastAsia="Calibri" w:hAnsi="Calibri"/>
+          <w:color w:val="3D4451"/>
+          <w:sz w:val="20"/>
+          <w:szCs w:val="20"/>
+          <w:highlight w:val="yellow"/>
+          <w:highlightCs w:val="yellow"/>
+        </w:rPr>
+        <w:t xml:space="preserve">SDLC</w:t>
+      </w:r>
+      <w:r>
+        <w:rPr>
+          <w:rFonts w:ascii="Calibri" w:cs="Calibri" w:eastAsia="Calibri" w:hAnsi="Calibri"/>
+          <w:color w:val="3D4451"/>
+          <w:sz w:val="20"/>
+          <w:szCs w:val="20"/>
+        </w:rPr>
+        <w:t xml:space="preserve"> quality practices and filing defects in Jira.</w:t>
       </w:r>
     </w:p>
     <w:p>
